--- a/Documentation/PROJECT DOCUMENTATION.docx
+++ b/Documentation/PROJECT DOCUMENTATION.docx
@@ -4925,9 +4925,26 @@
           <w:lang w:eastAsia="en-IN"/>
           <w14:ligatures w14:val="none"/>
         </w:rPr>
-        <w:t>Seasonal Multiplier: 1.00</w:t>
-      </w:r>
-      <w:r>
+        <w:t>Seasonal Multiplier: 1</w:t>
+      </w:r>
+      <w:r>
+        <w:rPr>
+          <w:rFonts w:ascii="Verdana" w:eastAsia="Times New Roman" w:hAnsi="Verdana" w:cs="Times New Roman"/>
+          <w:b/>
+          <w:bCs/>
+          <w:kern w:val="0"/>
+          <w:sz w:val="24"/>
+          <w:szCs w:val="24"/>
+          <w:lang w:eastAsia="en-IN"/>
+          <w14:ligatures w14:val="none"/>
+        </w:rPr>
+        <w:t>00</w:t>
+      </w:r>
+    </w:p>
+    <w:p>
+      <w:pPr>
+        <w:spacing w:before="100" w:beforeAutospacing="1" w:after="100" w:afterAutospacing="1" w:line="240" w:lineRule="auto"/>
+        <w:ind w:left="720"/>
         <w:rPr>
           <w:rFonts w:ascii="Verdana" w:eastAsia="Times New Roman" w:hAnsi="Verdana" w:cs="Times New Roman"/>
           <w:kern w:val="0"/>
@@ -4936,8 +4953,7 @@
           <w:lang w:eastAsia="en-IN"/>
           <w14:ligatures w14:val="none"/>
         </w:rPr>
-        <w:t xml:space="preserve"> </w:t>
-      </w:r>
+      </w:pPr>
     </w:p>
     <w:p>
       <w:pPr>
@@ -5059,7 +5075,29 @@
           <w:lang w:eastAsia="en-IN"/>
           <w14:ligatures w14:val="none"/>
         </w:rPr>
-        <w:t xml:space="preserve"> – returns the report to the standard scenario of 50% occupancy and a 1.00 seasonal multiplier. </w:t>
+        <w:t xml:space="preserve"> – returns the report to the standard scenario of 50% occupancy and a 1</w:t>
+      </w:r>
+      <w:r>
+        <w:rPr>
+          <w:rFonts w:ascii="Verdana" w:eastAsia="Times New Roman" w:hAnsi="Verdana" w:cs="Times New Roman"/>
+          <w:kern w:val="0"/>
+          <w:sz w:val="24"/>
+          <w:szCs w:val="24"/>
+          <w:lang w:eastAsia="en-IN"/>
+          <w14:ligatures w14:val="none"/>
+        </w:rPr>
+        <w:t>00</w:t>
+      </w:r>
+      <w:r>
+        <w:rPr>
+          <w:rFonts w:ascii="Verdana" w:eastAsia="Times New Roman" w:hAnsi="Verdana" w:cs="Times New Roman"/>
+          <w:kern w:val="0"/>
+          <w:sz w:val="24"/>
+          <w:szCs w:val="24"/>
+          <w:lang w:eastAsia="en-IN"/>
+          <w14:ligatures w14:val="none"/>
+        </w:rPr>
+        <w:t xml:space="preserve"> seasonal multiplier. </w:t>
       </w:r>
     </w:p>
     <w:p>
@@ -5100,7 +5138,29 @@
           <w:lang w:eastAsia="en-IN"/>
           <w14:ligatures w14:val="none"/>
         </w:rPr>
-        <w:t xml:space="preserve"> – changes the occupancy assumption to 100% while maintaining a 1.00 seasonal multiplier. </w:t>
+        <w:t xml:space="preserve"> – changes the occupancy assumption to 100% while maintaining a 1</w:t>
+      </w:r>
+      <w:r>
+        <w:rPr>
+          <w:rFonts w:ascii="Verdana" w:eastAsia="Times New Roman" w:hAnsi="Verdana" w:cs="Times New Roman"/>
+          <w:kern w:val="0"/>
+          <w:sz w:val="24"/>
+          <w:szCs w:val="24"/>
+          <w:lang w:eastAsia="en-IN"/>
+          <w14:ligatures w14:val="none"/>
+        </w:rPr>
+        <w:t>00</w:t>
+      </w:r>
+      <w:r>
+        <w:rPr>
+          <w:rFonts w:ascii="Verdana" w:eastAsia="Times New Roman" w:hAnsi="Verdana" w:cs="Times New Roman"/>
+          <w:kern w:val="0"/>
+          <w:sz w:val="24"/>
+          <w:szCs w:val="24"/>
+          <w:lang w:eastAsia="en-IN"/>
+          <w14:ligatures w14:val="none"/>
+        </w:rPr>
+        <w:t xml:space="preserve"> seasonal multiplier. </w:t>
       </w:r>
     </w:p>
     <w:p>
@@ -6195,7 +6255,20 @@
           <w:lang w:eastAsia="en-IN"/>
           <w14:ligatures w14:val="none"/>
         </w:rPr>
-        <w:t>1.50</w:t>
+        <w:t>1</w:t>
+      </w:r>
+      <w:r>
+        <w:rPr>
+          <w:rFonts w:ascii="Verdana" w:eastAsia="Times New Roman" w:hAnsi="Verdana" w:cs="Times New Roman"/>
+          <w:b/>
+          <w:bCs/>
+          <w:kern w:val="0"/>
+          <w:sz w:val="24"/>
+          <w:szCs w:val="24"/>
+          <w:lang w:eastAsia="en-IN"/>
+          <w14:ligatures w14:val="none"/>
+        </w:rPr>
+        <w:t>50</w:t>
       </w:r>
       <w:r>
         <w:rPr>
@@ -8493,7 +8566,20 @@
           <w:lang w:eastAsia="en-IN"/>
           <w14:ligatures w14:val="none"/>
         </w:rPr>
-        <w:t>1.50</w:t>
+        <w:t>1</w:t>
+      </w:r>
+      <w:r>
+        <w:rPr>
+          <w:rFonts w:ascii="Verdana" w:eastAsia="Times New Roman" w:hAnsi="Verdana" w:cs="Times New Roman"/>
+          <w:b/>
+          <w:bCs/>
+          <w:kern w:val="0"/>
+          <w:sz w:val="24"/>
+          <w:szCs w:val="24"/>
+          <w:lang w:eastAsia="en-IN"/>
+          <w14:ligatures w14:val="none"/>
+        </w:rPr>
+        <w:t>50</w:t>
       </w:r>
       <w:r>
         <w:rPr>
@@ -15109,7 +15195,23 @@
           <w:sz w:val="24"/>
           <w:szCs w:val="24"/>
         </w:rPr>
-        <w:t xml:space="preserve">Multiplier 1.00 </w:t>
+        <w:t>Multiplier 1</w:t>
+      </w:r>
+      <w:r>
+        <w:rPr>
+          <w:rFonts w:ascii="Verdana" w:hAnsi="Verdana"/>
+          <w:sz w:val="24"/>
+          <w:szCs w:val="24"/>
+        </w:rPr>
+        <w:t>00</w:t>
+      </w:r>
+      <w:r>
+        <w:rPr>
+          <w:rFonts w:ascii="Verdana" w:hAnsi="Verdana"/>
+          <w:sz w:val="24"/>
+          <w:szCs w:val="24"/>
+        </w:rPr>
+        <w:t xml:space="preserve"> </w:t>
       </w:r>
       <w:r>
         <w:rPr>
@@ -15146,7 +15248,7 @@
           <w:sz w:val="24"/>
           <w:szCs w:val="24"/>
         </w:rPr>
-        <w:t xml:space="preserve">Multiplier 1.50 </w:t>
+        <w:t xml:space="preserve">Multiplier 150 </w:t>
       </w:r>
       <w:r>
         <w:rPr>
@@ -15183,7 +15285,7 @@
           <w:sz w:val="24"/>
           <w:szCs w:val="24"/>
         </w:rPr>
-        <w:t xml:space="preserve">Multiplier 0.50 </w:t>
+        <w:t xml:space="preserve">Multiplier 50 </w:t>
       </w:r>
       <w:r>
         <w:rPr>
@@ -16207,7 +16309,7 @@
           <w:sz w:val="24"/>
           <w:szCs w:val="24"/>
         </w:rPr>
-        <w:t>SELECTEDVALUE</w:t>
+        <w:t>Seasonal Multiplier Value = DIVIDE</w:t>
       </w:r>
       <w:r>
         <w:rPr>
@@ -16217,6 +16319,14 @@
         </w:rPr>
         <w:t xml:space="preserve"> </w:t>
       </w:r>
+      <w:r>
+        <w:rPr>
+          <w:rFonts w:ascii="Verdana" w:hAnsi="Verdana"/>
+          <w:sz w:val="24"/>
+          <w:szCs w:val="24"/>
+        </w:rPr>
+        <w:t>(</w:t>
+      </w:r>
       <w:proofErr w:type="gramStart"/>
       <w:r>
         <w:rPr>
@@ -16224,7 +16334,7 @@
           <w:sz w:val="24"/>
           <w:szCs w:val="24"/>
         </w:rPr>
-        <w:t>( '</w:t>
+        <w:t>SELECTEDVALUE(</w:t>
       </w:r>
       <w:proofErr w:type="gramEnd"/>
       <w:r>
@@ -16233,39 +16343,25 @@
           <w:sz w:val="24"/>
           <w:szCs w:val="24"/>
         </w:rPr>
-        <w:t>Seasonal Multiplier'</w:t>
-      </w:r>
-      <w:r>
-        <w:rPr>
-          <w:rFonts w:ascii="Verdana" w:hAnsi="Verdana"/>
-          <w:sz w:val="24"/>
-          <w:szCs w:val="24"/>
-        </w:rPr>
-        <w:t xml:space="preserve"> </w:t>
-      </w:r>
-      <w:r>
-        <w:rPr>
-          <w:rFonts w:ascii="Verdana" w:hAnsi="Verdana"/>
-          <w:sz w:val="24"/>
-          <w:szCs w:val="24"/>
-        </w:rPr>
-        <w:t>[Seasonal Multiplier],</w:t>
-      </w:r>
-      <w:r>
-        <w:rPr>
-          <w:rFonts w:ascii="Verdana" w:hAnsi="Verdana"/>
-          <w:sz w:val="24"/>
-          <w:szCs w:val="24"/>
-        </w:rPr>
-        <w:t xml:space="preserve"> </w:t>
-      </w:r>
-      <w:r>
-        <w:rPr>
-          <w:rFonts w:ascii="Verdana" w:hAnsi="Verdana"/>
-          <w:sz w:val="24"/>
-          <w:szCs w:val="24"/>
-        </w:rPr>
-        <w:t>1)</w:t>
+        <w:t>'Seasonal Multiplier'[Seasonal Multiplier],</w:t>
+      </w:r>
+      <w:proofErr w:type="gramStart"/>
+      <w:r>
+        <w:rPr>
+          <w:rFonts w:ascii="Verdana" w:hAnsi="Verdana"/>
+          <w:sz w:val="24"/>
+          <w:szCs w:val="24"/>
+        </w:rPr>
+        <w:t>100 )</w:t>
+      </w:r>
+      <w:proofErr w:type="gramEnd"/>
+      <w:r>
+        <w:rPr>
+          <w:rFonts w:ascii="Verdana" w:hAnsi="Verdana"/>
+          <w:sz w:val="24"/>
+          <w:szCs w:val="24"/>
+        </w:rPr>
+        <w:t>,100)</w:t>
       </w:r>
     </w:p>
     <w:p>
@@ -16303,7 +16399,17 @@
           <w:sz w:val="24"/>
           <w:szCs w:val="24"/>
         </w:rPr>
-        <w:t>1.00</w:t>
+        <w:t>1</w:t>
+      </w:r>
+      <w:r>
+        <w:rPr>
+          <w:rFonts w:ascii="Verdana" w:hAnsi="Verdana"/>
+          <w:b/>
+          <w:bCs/>
+          <w:sz w:val="24"/>
+          <w:szCs w:val="24"/>
+        </w:rPr>
+        <w:t>00</w:t>
       </w:r>
       <w:r>
         <w:rPr>
@@ -16339,7 +16445,15 @@
           <w:szCs w:val="24"/>
         </w:rPr>
         <w:br/>
-        <w:t>1.00</w:t>
+        <w:t>1</w:t>
+      </w:r>
+      <w:r>
+        <w:rPr>
+          <w:rFonts w:ascii="Verdana" w:hAnsi="Verdana"/>
+          <w:sz w:val="24"/>
+          <w:szCs w:val="24"/>
+        </w:rPr>
+        <w:t>00</w:t>
       </w:r>
     </w:p>
     <w:p>
@@ -18060,7 +18174,7 @@
                 <w:sz w:val="24"/>
                 <w:szCs w:val="24"/>
               </w:rPr>
-              <w:t>0.50</w:t>
+              <w:t>50</w:t>
             </w:r>
           </w:p>
         </w:tc>
@@ -18113,7 +18227,7 @@
                 <w:sz w:val="24"/>
                 <w:szCs w:val="24"/>
               </w:rPr>
-              <w:t>2.00</w:t>
+              <w:t>200</w:t>
             </w:r>
           </w:p>
         </w:tc>
@@ -18166,7 +18280,7 @@
                 <w:sz w:val="24"/>
                 <w:szCs w:val="24"/>
               </w:rPr>
-              <w:t>0.05</w:t>
+              <w:t>5</w:t>
             </w:r>
           </w:p>
         </w:tc>
@@ -18219,7 +18333,7 @@
                 <w:sz w:val="24"/>
                 <w:szCs w:val="24"/>
               </w:rPr>
-              <w:t>1.00</w:t>
+              <w:t>100</w:t>
             </w:r>
           </w:p>
         </w:tc>
@@ -18347,7 +18461,7 @@
           <w:sz w:val="24"/>
           <w:szCs w:val="24"/>
         </w:rPr>
-        <w:t xml:space="preserve">0.50 </w:t>
+        <w:t xml:space="preserve">50 </w:t>
       </w:r>
       <w:r>
         <w:rPr>
@@ -18386,7 +18500,7 @@
           <w:sz w:val="24"/>
           <w:szCs w:val="24"/>
         </w:rPr>
-        <w:t xml:space="preserve">1.00 </w:t>
+        <w:t xml:space="preserve">100 </w:t>
       </w:r>
       <w:r>
         <w:rPr>
@@ -18434,7 +18548,7 @@
           <w:sz w:val="24"/>
           <w:szCs w:val="24"/>
         </w:rPr>
-        <w:t xml:space="preserve">1.50 </w:t>
+        <w:t xml:space="preserve">150 </w:t>
       </w:r>
       <w:r>
         <w:rPr>
@@ -18482,7 +18596,7 @@
           <w:sz w:val="24"/>
           <w:szCs w:val="24"/>
         </w:rPr>
-        <w:t xml:space="preserve">2.00 </w:t>
+        <w:t xml:space="preserve">200 </w:t>
       </w:r>
       <w:r>
         <w:rPr>
@@ -18844,7 +18958,7 @@
           <w:sz w:val="24"/>
           <w:szCs w:val="24"/>
         </w:rPr>
-        <w:t xml:space="preserve">Seasonal Multiplier = 1.50 </w:t>
+        <w:t xml:space="preserve">Seasonal Multiplier = 150 </w:t>
       </w:r>
     </w:p>
     <w:p>
@@ -19121,7 +19235,7 @@
                 <w:sz w:val="24"/>
                 <w:szCs w:val="24"/>
               </w:rPr>
-              <w:t>1.00</w:t>
+              <w:t>100</w:t>
             </w:r>
           </w:p>
         </w:tc>
@@ -19200,7 +19314,7 @@
                 <w:sz w:val="24"/>
                 <w:szCs w:val="24"/>
               </w:rPr>
-              <w:t>1.00</w:t>
+              <w:t>100</w:t>
             </w:r>
           </w:p>
         </w:tc>
@@ -19279,7 +19393,7 @@
                 <w:sz w:val="24"/>
                 <w:szCs w:val="24"/>
               </w:rPr>
-              <w:t>1.00</w:t>
+              <w:t>100</w:t>
             </w:r>
           </w:p>
         </w:tc>
@@ -19358,7 +19472,7 @@
                 <w:sz w:val="24"/>
                 <w:szCs w:val="24"/>
               </w:rPr>
-              <w:t>1.50</w:t>
+              <w:t>150</w:t>
             </w:r>
           </w:p>
         </w:tc>
@@ -19437,7 +19551,7 @@
                 <w:sz w:val="24"/>
                 <w:szCs w:val="24"/>
               </w:rPr>
-              <w:t>1.50</w:t>
+              <w:t>150</w:t>
             </w:r>
           </w:p>
         </w:tc>
@@ -19589,7 +19703,7 @@
           <w:sz w:val="24"/>
           <w:szCs w:val="24"/>
         </w:rPr>
-        <w:t>The Projected Revenue was compared at different occupancy rates while keeping the Seasonal Multiplier at 1.00.</w:t>
+        <w:t>The Projected Revenue was compared at different occupancy rates while keeping the Seasonal Multiplier at 100.</w:t>
       </w:r>
     </w:p>
     <w:p>
@@ -19751,7 +19865,7 @@
           <w:sz w:val="24"/>
           <w:szCs w:val="24"/>
         </w:rPr>
-        <w:t xml:space="preserve">At 1.00, Scenario Price equals Average Price. </w:t>
+        <w:t xml:space="preserve">At 100, Scenario Price equals Average Price. </w:t>
       </w:r>
     </w:p>
     <w:p>
@@ -19773,7 +19887,7 @@
           <w:sz w:val="24"/>
           <w:szCs w:val="24"/>
         </w:rPr>
-        <w:t xml:space="preserve">At 1.50, Scenario Price is 50% higher than Average Price. </w:t>
+        <w:t xml:space="preserve">At 150, Scenario Price is 50% higher than Average Price. </w:t>
       </w:r>
     </w:p>
     <w:p>
@@ -20650,7 +20764,7 @@
           <w:sz w:val="24"/>
           <w:szCs w:val="24"/>
         </w:rPr>
-        <w:t xml:space="preserve">Seasonal Multiplier: 1.00 </w:t>
+        <w:t xml:space="preserve">Seasonal Multiplier: 100 </w:t>
       </w:r>
     </w:p>
     <w:p>
@@ -23351,7 +23465,7 @@
           <w:sz w:val="24"/>
           <w:szCs w:val="24"/>
         </w:rPr>
-        <w:t xml:space="preserve">Seasonal Multiplier: 1.00 </w:t>
+        <w:t xml:space="preserve">Seasonal Multiplier: 100 </w:t>
       </w:r>
     </w:p>
     <w:p>
@@ -23433,7 +23547,7 @@
           <w:sz w:val="24"/>
           <w:szCs w:val="24"/>
         </w:rPr>
-        <w:t>The 100% Occupancy bookmark sets the Occupancy Rate to 100% while keeping the Seasonal Multiplier at 1.00.</w:t>
+        <w:t>The 100% Occupancy bookmark sets the Occupancy Rate to 100% while keeping the Seasonal Multiplier at 100.</w:t>
       </w:r>
     </w:p>
     <w:p>
@@ -24255,7 +24369,7 @@
                 <w:sz w:val="24"/>
                 <w:szCs w:val="24"/>
               </w:rPr>
-              <w:t>1.00</w:t>
+              <w:t>100</w:t>
             </w:r>
           </w:p>
         </w:tc>
@@ -24717,7 +24831,7 @@
           <w:sz w:val="24"/>
           <w:szCs w:val="24"/>
         </w:rPr>
-        <w:t>The Occupancy Rate was changed from 50% to 100%, while the Seasonal Multiplier remained at 1.00.</w:t>
+        <w:t>The Occupancy Rate was changed from 50% to 100%, while the Seasonal Multiplier remained at 100.</w:t>
       </w:r>
     </w:p>
     <w:p>
@@ -24823,7 +24937,7 @@
           <w:szCs w:val="24"/>
         </w:rPr>
         <w:lastRenderedPageBreak/>
-        <w:t>The Seasonal Multiplier was changed from 1.00 to 1.50, while the Occupancy Rate remained at 50%.</w:t>
+        <w:t>The Seasonal Multiplier was changed from 100 to 150, while the Occupancy Rate remained at 50%.</w:t>
       </w:r>
     </w:p>
     <w:p>
